--- a/01_项目管理/02_光与朽项目/03_开发计划/开发计划-任务和BUG计划.docx
+++ b/01_项目管理/02_光与朽项目/03_开发计划/开发计划-任务和BUG计划.docx
@@ -11329,19 +11329,37 @@
         <w:spacing w:beforeAutospacing="0" w:afterAutospacing="0" w:line="360" w:lineRule="exact"/>
         <w:textAlignment w:val="auto"/>
         <w:rPr>
-          <w:rFonts w:hint="default" w:ascii="sans-serif" w:hAnsi="sans-serif" w:eastAsia="sans-serif" w:cs="sans-serif"/>
-          <w:i w:val="0"/>
-          <w:iCs w:val="0"/>
-          <w:caps w:val="0"/>
-          <w:color w:val="auto"/>
-          <w:spacing w:val="0"/>
-          <w:sz w:val="19"/>
-          <w:szCs w:val="19"/>
-          <w:highlight w:val="red"/>
-          <w:shd w:val="clear" w:color="auto" w:fill="auto"/>
-          <w:lang w:val="en-US" w:eastAsia="zh-CN"/>
-        </w:rPr>
-      </w:pPr>
+          <w:rFonts w:hint="eastAsia" w:ascii="sans-serif" w:hAnsi="sans-serif" w:eastAsia="sans-serif" w:cs="sans-serif"/>
+          <w:i w:val="0"/>
+          <w:iCs w:val="0"/>
+          <w:caps w:val="0"/>
+          <w:color w:val="auto"/>
+          <w:spacing w:val="0"/>
+          <w:kern w:val="0"/>
+          <w:sz w:val="19"/>
+          <w:szCs w:val="19"/>
+          <w:highlight w:val="red"/>
+          <w:shd w:val="clear" w:color="auto" w:fill="auto"/>
+          <w:lang w:val="en-US" w:eastAsia="zh-CN" w:bidi="ar"/>
+        </w:rPr>
+      </w:pPr>
+      <w:r>
+        <w:rPr>
+          <w:rFonts w:hint="eastAsia" w:ascii="sans-serif" w:hAnsi="sans-serif" w:eastAsia="sans-serif" w:cs="sans-serif"/>
+          <w:i w:val="0"/>
+          <w:iCs w:val="0"/>
+          <w:caps w:val="0"/>
+          <w:color w:val="auto"/>
+          <w:spacing w:val="0"/>
+          <w:kern w:val="0"/>
+          <w:sz w:val="19"/>
+          <w:szCs w:val="19"/>
+          <w:highlight w:val="red"/>
+          <w:shd w:val="clear" w:color="auto" w:fill="auto"/>
+          <w:lang w:val="en-US" w:eastAsia="zh-CN" w:bidi="ar"/>
+        </w:rPr>
+        <w:t>生成极寒虚空和熔岩虚空的章节展示图片。</w:t>
+      </w:r>
     </w:p>
     <w:p>
       <w:pPr>
@@ -11375,42 +11393,26 @@
           <w:spacing w:val="0"/>
           <w:sz w:val="19"/>
           <w:szCs w:val="19"/>
-          <w:highlight w:val="none"/>
-          <w:shd w:val="clear" w:color="auto" w:fill="auto"/>
-          <w:lang w:val="en-US" w:eastAsia="zh-CN"/>
-        </w:rPr>
-      </w:pPr>
-      <w:r>
-        <w:rPr>
-          <w:rFonts w:hint="eastAsia" w:ascii="sans-serif" w:hAnsi="sans-serif" w:eastAsia="sans-serif" w:cs="sans-serif"/>
-          <w:i w:val="0"/>
-          <w:iCs w:val="0"/>
-          <w:caps w:val="0"/>
-          <w:color w:val="auto"/>
-          <w:spacing w:val="0"/>
-          <w:sz w:val="19"/>
-          <w:szCs w:val="19"/>
-          <w:highlight w:val="yellow"/>
-          <w:shd w:val="clear" w:color="auto" w:fill="auto"/>
-          <w:lang w:val="en-US" w:eastAsia="zh-CN"/>
-        </w:rPr>
-        <w:t>制作boss冲击特效</w:t>
-      </w:r>
-      <w:r>
-        <w:rPr>
-          <w:rFonts w:hint="eastAsia" w:ascii="sans-serif" w:hAnsi="sans-serif" w:eastAsia="sans-serif" w:cs="sans-serif"/>
-          <w:i w:val="0"/>
-          <w:iCs w:val="0"/>
-          <w:caps w:val="0"/>
-          <w:color w:val="auto"/>
-          <w:spacing w:val="0"/>
-          <w:sz w:val="19"/>
-          <w:szCs w:val="19"/>
-          <w:highlight w:val="none"/>
-          <w:shd w:val="clear" w:color="auto" w:fill="auto"/>
-          <w:lang w:val="en-US" w:eastAsia="zh-CN"/>
-        </w:rPr>
-        <w:t>和角力铁花特效。</w:t>
+          <w:highlight w:val="red"/>
+          <w:shd w:val="clear" w:color="auto" w:fill="auto"/>
+          <w:lang w:val="en-US" w:eastAsia="zh-CN"/>
+        </w:rPr>
+      </w:pPr>
+      <w:r>
+        <w:rPr>
+          <w:rFonts w:hint="eastAsia" w:ascii="sans-serif" w:hAnsi="sans-serif" w:eastAsia="sans-serif" w:cs="sans-serif"/>
+          <w:i w:val="0"/>
+          <w:iCs w:val="0"/>
+          <w:caps w:val="0"/>
+          <w:color w:val="auto"/>
+          <w:spacing w:val="0"/>
+          <w:sz w:val="19"/>
+          <w:szCs w:val="19"/>
+          <w:highlight w:val="red"/>
+          <w:shd w:val="clear" w:color="auto" w:fill="auto"/>
+          <w:lang w:val="en-US" w:eastAsia="zh-CN"/>
+        </w:rPr>
+        <w:t>制作体力系统，包括顶部提示界面。</w:t>
       </w:r>
     </w:p>
     <w:p>
@@ -11437,34 +11439,36 @@
         <w:spacing w:beforeAutospacing="0" w:afterAutospacing="0" w:line="360" w:lineRule="exact"/>
         <w:textAlignment w:val="auto"/>
         <w:rPr>
-          <w:rFonts w:hint="default" w:ascii="sans-serif" w:hAnsi="sans-serif" w:eastAsia="sans-serif" w:cs="sans-serif"/>
-          <w:i w:val="0"/>
-          <w:iCs w:val="0"/>
-          <w:caps w:val="0"/>
-          <w:color w:val="auto"/>
-          <w:spacing w:val="0"/>
-          <w:sz w:val="19"/>
-          <w:szCs w:val="19"/>
-          <w:highlight w:val="yellow"/>
-          <w:shd w:val="clear" w:color="auto" w:fill="auto"/>
-          <w:lang w:val="en-US" w:eastAsia="zh-CN"/>
-        </w:rPr>
-      </w:pPr>
-      <w:r>
-        <w:rPr>
-          <w:rFonts w:hint="eastAsia" w:ascii="sans-serif" w:hAnsi="sans-serif" w:eastAsia="sans-serif" w:cs="sans-serif"/>
-          <w:i w:val="0"/>
-          <w:iCs w:val="0"/>
-          <w:caps w:val="0"/>
-          <w:color w:val="auto"/>
-          <w:spacing w:val="0"/>
-          <w:sz w:val="19"/>
-          <w:szCs w:val="19"/>
-          <w:highlight w:val="yellow"/>
-          <w:shd w:val="clear" w:color="auto" w:fill="auto"/>
-          <w:lang w:val="en-US" w:eastAsia="zh-CN"/>
-        </w:rPr>
-        <w:t>当boss进入僵直状态，外壳（body02）身体会变透明，导致全身变红的问题。修改这个效果改为眼睛缩小，然后body03在亮红盒暗中之间闪烁。</w:t>
+          <w:rFonts w:hint="eastAsia" w:ascii="sans-serif" w:hAnsi="sans-serif" w:eastAsia="sans-serif" w:cs="sans-serif"/>
+          <w:i w:val="0"/>
+          <w:iCs w:val="0"/>
+          <w:caps w:val="0"/>
+          <w:color w:val="auto"/>
+          <w:spacing w:val="0"/>
+          <w:kern w:val="0"/>
+          <w:sz w:val="19"/>
+          <w:szCs w:val="19"/>
+          <w:highlight w:val="red"/>
+          <w:shd w:val="clear" w:color="auto" w:fill="auto"/>
+          <w:lang w:val="en-US" w:eastAsia="zh-CN" w:bidi="ar"/>
+        </w:rPr>
+      </w:pPr>
+      <w:r>
+        <w:rPr>
+          <w:rFonts w:hint="eastAsia" w:ascii="sans-serif" w:hAnsi="sans-serif" w:eastAsia="sans-serif" w:cs="sans-serif"/>
+          <w:i w:val="0"/>
+          <w:iCs w:val="0"/>
+          <w:caps w:val="0"/>
+          <w:color w:val="auto"/>
+          <w:spacing w:val="0"/>
+          <w:kern w:val="0"/>
+          <w:sz w:val="19"/>
+          <w:szCs w:val="19"/>
+          <w:highlight w:val="red"/>
+          <w:shd w:val="clear" w:color="auto" w:fill="auto"/>
+          <w:lang w:val="en-US" w:eastAsia="zh-CN" w:bidi="ar"/>
+        </w:rPr>
+        <w:t>BUG,通过无人机空投增加激光长度后，或者升级了聚能透镜技能，变光的长度增加后，在战斗中，感觉激光的碰撞体没有实际增加，所以怪物还是在原来的激光长度下，才能扣除伤害和碰撞。例如：激光的长度很长，但是怪物从屏幕上方往下移动，激光射击怪物，怪物没有收到任何伤害，但是碰撞效果是有的，直到怪物移动到屏幕中间时，激光才对怪物产生了伤害，这是什么原因？如何修复这个BUG。</w:t>
       </w:r>
     </w:p>
     <w:p>
@@ -11491,34 +11495,36 @@
         <w:spacing w:beforeAutospacing="0" w:afterAutospacing="0" w:line="360" w:lineRule="exact"/>
         <w:textAlignment w:val="auto"/>
         <w:rPr>
-          <w:rFonts w:hint="default" w:ascii="sans-serif" w:hAnsi="sans-serif" w:eastAsia="sans-serif" w:cs="sans-serif"/>
-          <w:i w:val="0"/>
-          <w:iCs w:val="0"/>
-          <w:caps w:val="0"/>
-          <w:color w:val="auto"/>
-          <w:spacing w:val="0"/>
-          <w:sz w:val="19"/>
-          <w:szCs w:val="19"/>
-          <w:highlight w:val="magenta"/>
-          <w:shd w:val="clear" w:color="auto" w:fill="auto"/>
-          <w:lang w:val="en-US" w:eastAsia="zh-CN"/>
-        </w:rPr>
-      </w:pPr>
-      <w:r>
-        <w:rPr>
-          <w:rFonts w:hint="eastAsia" w:ascii="sans-serif" w:hAnsi="sans-serif" w:eastAsia="sans-serif" w:cs="sans-serif"/>
-          <w:i w:val="0"/>
-          <w:iCs w:val="0"/>
-          <w:caps w:val="0"/>
-          <w:color w:val="auto"/>
-          <w:spacing w:val="0"/>
-          <w:sz w:val="19"/>
-          <w:szCs w:val="19"/>
-          <w:highlight w:val="magenta"/>
-          <w:shd w:val="clear" w:color="auto" w:fill="auto"/>
-          <w:lang w:val="en-US" w:eastAsia="zh-CN"/>
-        </w:rPr>
-        <w:t>检查所有相关特效的接入。</w:t>
+          <w:rFonts w:hint="eastAsia" w:ascii="sans-serif" w:hAnsi="sans-serif" w:eastAsia="sans-serif" w:cs="sans-serif"/>
+          <w:i w:val="0"/>
+          <w:iCs w:val="0"/>
+          <w:caps w:val="0"/>
+          <w:color w:val="auto"/>
+          <w:spacing w:val="0"/>
+          <w:kern w:val="0"/>
+          <w:sz w:val="19"/>
+          <w:szCs w:val="19"/>
+          <w:highlight w:val="red"/>
+          <w:shd w:val="clear" w:color="auto" w:fill="auto"/>
+          <w:lang w:val="en-US" w:eastAsia="zh-CN" w:bidi="ar"/>
+        </w:rPr>
+      </w:pPr>
+      <w:r>
+        <w:rPr>
+          <w:rFonts w:hint="eastAsia" w:ascii="sans-serif" w:hAnsi="sans-serif" w:eastAsia="sans-serif" w:cs="sans-serif"/>
+          <w:i w:val="0"/>
+          <w:iCs w:val="0"/>
+          <w:caps w:val="0"/>
+          <w:color w:val="auto"/>
+          <w:spacing w:val="0"/>
+          <w:kern w:val="0"/>
+          <w:sz w:val="19"/>
+          <w:szCs w:val="19"/>
+          <w:highlight w:val="red"/>
+          <w:shd w:val="clear" w:color="auto" w:fill="auto"/>
+          <w:lang w:val="en-US" w:eastAsia="zh-CN" w:bidi="ar"/>
+        </w:rPr>
+        <w:t>选择传导激光的技能，需要修改传导的激光颜色和主激光是一个颜色，例如住激光选择了聚能透镜或极寒技能，变成红色或者蓝色，选择传导激光，也需要变成红色或者蓝色。</w:t>
       </w:r>
     </w:p>
     <w:p>
@@ -11545,34 +11551,36 @@
         <w:spacing w:beforeAutospacing="0" w:afterAutospacing="0" w:line="360" w:lineRule="exact"/>
         <w:textAlignment w:val="auto"/>
         <w:rPr>
-          <w:rFonts w:hint="default" w:ascii="sans-serif" w:hAnsi="sans-serif" w:eastAsia="sans-serif" w:cs="sans-serif"/>
-          <w:i w:val="0"/>
-          <w:iCs w:val="0"/>
-          <w:caps w:val="0"/>
-          <w:color w:val="auto"/>
-          <w:spacing w:val="0"/>
-          <w:sz w:val="19"/>
-          <w:szCs w:val="19"/>
-          <w:highlight w:val="red"/>
-          <w:shd w:val="clear" w:color="auto" w:fill="auto"/>
-          <w:lang w:val="en-US" w:eastAsia="zh-CN"/>
-        </w:rPr>
-      </w:pPr>
-      <w:r>
-        <w:rPr>
-          <w:rFonts w:hint="eastAsia" w:ascii="sans-serif" w:hAnsi="sans-serif" w:eastAsia="sans-serif" w:cs="sans-serif"/>
-          <w:i w:val="0"/>
-          <w:iCs w:val="0"/>
-          <w:caps w:val="0"/>
-          <w:color w:val="auto"/>
-          <w:spacing w:val="0"/>
-          <w:sz w:val="19"/>
-          <w:szCs w:val="19"/>
-          <w:highlight w:val="none"/>
-          <w:shd w:val="clear" w:color="auto" w:fill="auto"/>
-          <w:lang w:val="en-US" w:eastAsia="zh-CN"/>
-        </w:rPr>
-        <w:t>优化护盾受击特效的受击点位置产生特效和播放特效。</w:t>
+          <w:rFonts w:hint="eastAsia" w:ascii="sans-serif" w:hAnsi="sans-serif" w:eastAsia="sans-serif" w:cs="sans-serif"/>
+          <w:i w:val="0"/>
+          <w:iCs w:val="0"/>
+          <w:caps w:val="0"/>
+          <w:color w:val="auto"/>
+          <w:spacing w:val="0"/>
+          <w:kern w:val="0"/>
+          <w:sz w:val="19"/>
+          <w:szCs w:val="19"/>
+          <w:highlight w:val="red"/>
+          <w:shd w:val="clear" w:color="auto" w:fill="auto"/>
+          <w:lang w:val="en-US" w:eastAsia="zh-CN" w:bidi="ar"/>
+        </w:rPr>
+      </w:pPr>
+      <w:r>
+        <w:rPr>
+          <w:rFonts w:hint="eastAsia" w:ascii="sans-serif" w:hAnsi="sans-serif" w:eastAsia="sans-serif" w:cs="sans-serif"/>
+          <w:i w:val="0"/>
+          <w:iCs w:val="0"/>
+          <w:caps w:val="0"/>
+          <w:color w:val="auto"/>
+          <w:spacing w:val="0"/>
+          <w:kern w:val="0"/>
+          <w:sz w:val="19"/>
+          <w:szCs w:val="19"/>
+          <w:highlight w:val="red"/>
+          <w:shd w:val="clear" w:color="auto" w:fill="auto"/>
+          <w:lang w:val="en-US" w:eastAsia="zh-CN" w:bidi="ar"/>
+        </w:rPr>
+        <w:t>解决装备背包图标和边框颜色不一致问题。</w:t>
       </w:r>
     </w:p>
     <w:p>
@@ -11607,26 +11615,43 @@
           <w:spacing w:val="0"/>
           <w:sz w:val="19"/>
           <w:szCs w:val="19"/>
-          <w:highlight w:val="yellow"/>
-          <w:shd w:val="clear" w:color="auto" w:fill="auto"/>
-          <w:lang w:val="en-US" w:eastAsia="zh-CN"/>
-        </w:rPr>
-      </w:pPr>
-      <w:r>
-        <w:rPr>
-          <w:rFonts w:hint="eastAsia" w:ascii="sans-serif" w:hAnsi="sans-serif" w:eastAsia="sans-serif" w:cs="sans-serif"/>
-          <w:i w:val="0"/>
-          <w:iCs w:val="0"/>
-          <w:caps w:val="0"/>
-          <w:color w:val="auto"/>
-          <w:spacing w:val="0"/>
-          <w:sz w:val="19"/>
-          <w:szCs w:val="19"/>
-          <w:highlight w:val="yellow"/>
-          <w:shd w:val="clear" w:color="auto" w:fill="auto"/>
-          <w:lang w:val="en-US" w:eastAsia="zh-CN"/>
-        </w:rPr>
-        <w:t>战斗内杀死怪物，爆金币效果制作。</w:t>
+          <w:highlight w:val="red"/>
+          <w:shd w:val="clear" w:color="auto" w:fill="auto"/>
+          <w:lang w:val="en-US" w:eastAsia="zh-CN"/>
+        </w:rPr>
+      </w:pPr>
+      <w:r>
+        <w:rPr>
+          <w:rFonts w:hint="eastAsia" w:ascii="sans-serif" w:hAnsi="sans-serif" w:eastAsia="sans-serif" w:cs="sans-serif"/>
+          <w:i w:val="0"/>
+          <w:iCs w:val="0"/>
+          <w:caps w:val="0"/>
+          <w:color w:val="auto"/>
+          <w:spacing w:val="0"/>
+          <w:sz w:val="19"/>
+          <w:szCs w:val="19"/>
+          <w:highlight w:val="red"/>
+          <w:shd w:val="clear" w:color="auto" w:fill="auto"/>
+          <w:lang w:val="en-US" w:eastAsia="zh-CN"/>
+        </w:rPr>
+        <w:t>第二次重构技能系统，优化调整冰系技能。</w:t>
+      </w:r>
+      <w:r>
+        <w:rPr>
+          <w:rFonts w:hint="eastAsia" w:ascii="sans-serif" w:hAnsi="sans-serif" w:eastAsia="sans-serif" w:cs="sans-serif"/>
+          <w:i w:val="0"/>
+          <w:iCs w:val="0"/>
+          <w:caps w:val="0"/>
+          <w:color w:val="auto"/>
+          <w:spacing w:val="0"/>
+          <w:kern w:val="0"/>
+          <w:sz w:val="19"/>
+          <w:szCs w:val="19"/>
+          <w:highlight w:val="red"/>
+          <w:shd w:val="clear" w:color="auto" w:fill="auto"/>
+          <w:lang w:val="en-US" w:eastAsia="zh-CN" w:bidi="ar"/>
+        </w:rPr>
+        <w:t>分离冲击模块技能，新增寒霜蔓延技能</w:t>
       </w:r>
     </w:p>
     <w:p>
@@ -11653,34 +11678,36 @@
         <w:spacing w:beforeAutospacing="0" w:afterAutospacing="0" w:line="360" w:lineRule="exact"/>
         <w:textAlignment w:val="auto"/>
         <w:rPr>
-          <w:rFonts w:hint="default" w:ascii="sans-serif" w:hAnsi="sans-serif" w:eastAsia="sans-serif" w:cs="sans-serif"/>
-          <w:i w:val="0"/>
-          <w:iCs w:val="0"/>
-          <w:caps w:val="0"/>
-          <w:color w:val="auto"/>
-          <w:spacing w:val="0"/>
-          <w:sz w:val="19"/>
-          <w:szCs w:val="19"/>
-          <w:highlight w:val="lightGray"/>
-          <w:shd w:val="clear" w:color="auto" w:fill="auto"/>
-          <w:lang w:val="en-US" w:eastAsia="zh-CN"/>
-        </w:rPr>
-      </w:pPr>
-      <w:r>
-        <w:rPr>
-          <w:rFonts w:hint="eastAsia" w:ascii="sans-serif" w:hAnsi="sans-serif" w:eastAsia="sans-serif" w:cs="sans-serif"/>
-          <w:i w:val="0"/>
-          <w:iCs w:val="0"/>
-          <w:caps w:val="0"/>
-          <w:color w:val="auto"/>
-          <w:spacing w:val="0"/>
-          <w:sz w:val="19"/>
-          <w:szCs w:val="19"/>
-          <w:highlight w:val="lightGray"/>
-          <w:shd w:val="clear" w:color="auto" w:fill="auto"/>
-          <w:lang w:val="en-US" w:eastAsia="zh-CN"/>
-        </w:rPr>
-        <w:t>宝箱怪制作和配置设置。怪物类型里看怎么添加宝箱怪，需要屏幕内随机出现。</w:t>
+          <w:rFonts w:hint="eastAsia" w:ascii="sans-serif" w:hAnsi="sans-serif" w:eastAsia="sans-serif" w:cs="sans-serif"/>
+          <w:i w:val="0"/>
+          <w:iCs w:val="0"/>
+          <w:caps w:val="0"/>
+          <w:color w:val="auto"/>
+          <w:spacing w:val="0"/>
+          <w:kern w:val="0"/>
+          <w:sz w:val="19"/>
+          <w:szCs w:val="19"/>
+          <w:highlight w:val="red"/>
+          <w:shd w:val="clear" w:color="auto" w:fill="auto"/>
+          <w:lang w:val="en-US" w:eastAsia="zh-CN" w:bidi="ar"/>
+        </w:rPr>
+      </w:pPr>
+      <w:r>
+        <w:rPr>
+          <w:rFonts w:hint="eastAsia" w:ascii="sans-serif" w:hAnsi="sans-serif" w:eastAsia="sans-serif" w:cs="sans-serif"/>
+          <w:i w:val="0"/>
+          <w:iCs w:val="0"/>
+          <w:caps w:val="0"/>
+          <w:color w:val="auto"/>
+          <w:spacing w:val="0"/>
+          <w:kern w:val="0"/>
+          <w:sz w:val="19"/>
+          <w:szCs w:val="19"/>
+          <w:highlight w:val="red"/>
+          <w:shd w:val="clear" w:color="auto" w:fill="auto"/>
+          <w:lang w:val="en-US" w:eastAsia="zh-CN" w:bidi="ar"/>
+        </w:rPr>
+        <w:t>数值膨胀（DPS、怪物血量）</w:t>
       </w:r>
     </w:p>
     <w:p>
@@ -11707,34 +11734,36 @@
         <w:spacing w:beforeAutospacing="0" w:afterAutospacing="0" w:line="360" w:lineRule="exact"/>
         <w:textAlignment w:val="auto"/>
         <w:rPr>
-          <w:rFonts w:hint="default" w:ascii="sans-serif" w:hAnsi="sans-serif" w:eastAsia="sans-serif" w:cs="sans-serif"/>
-          <w:i w:val="0"/>
-          <w:iCs w:val="0"/>
-          <w:caps w:val="0"/>
-          <w:color w:val="auto"/>
-          <w:spacing w:val="0"/>
-          <w:sz w:val="19"/>
-          <w:szCs w:val="19"/>
-          <w:highlight w:val="none"/>
-          <w:shd w:val="clear" w:color="auto" w:fill="auto"/>
-          <w:lang w:val="en-US" w:eastAsia="zh-CN"/>
-        </w:rPr>
-      </w:pPr>
-      <w:r>
-        <w:rPr>
-          <w:rFonts w:hint="eastAsia" w:ascii="sans-serif" w:hAnsi="sans-serif" w:eastAsia="sans-serif" w:cs="sans-serif"/>
-          <w:i w:val="0"/>
-          <w:iCs w:val="0"/>
-          <w:caps w:val="0"/>
-          <w:color w:val="auto"/>
-          <w:spacing w:val="0"/>
-          <w:sz w:val="19"/>
-          <w:szCs w:val="19"/>
-          <w:highlight w:val="none"/>
-          <w:shd w:val="clear" w:color="auto" w:fill="auto"/>
-          <w:lang w:val="en-US" w:eastAsia="zh-CN"/>
-        </w:rPr>
-        <w:t>底座和水晶制作闪白shader，并赋予材质球。</w:t>
+          <w:rFonts w:hint="eastAsia" w:ascii="sans-serif" w:hAnsi="sans-serif" w:eastAsia="sans-serif" w:cs="sans-serif"/>
+          <w:i w:val="0"/>
+          <w:iCs w:val="0"/>
+          <w:caps w:val="0"/>
+          <w:color w:val="auto"/>
+          <w:spacing w:val="0"/>
+          <w:kern w:val="0"/>
+          <w:sz w:val="19"/>
+          <w:szCs w:val="19"/>
+          <w:highlight w:val="red"/>
+          <w:shd w:val="clear" w:color="auto" w:fill="auto"/>
+          <w:lang w:val="en-US" w:eastAsia="zh-CN" w:bidi="ar"/>
+        </w:rPr>
+      </w:pPr>
+      <w:r>
+        <w:rPr>
+          <w:rFonts w:hint="eastAsia" w:ascii="sans-serif" w:hAnsi="sans-serif" w:eastAsia="sans-serif" w:cs="sans-serif"/>
+          <w:i w:val="0"/>
+          <w:iCs w:val="0"/>
+          <w:caps w:val="0"/>
+          <w:color w:val="auto"/>
+          <w:spacing w:val="0"/>
+          <w:kern w:val="0"/>
+          <w:sz w:val="19"/>
+          <w:szCs w:val="19"/>
+          <w:highlight w:val="red"/>
+          <w:shd w:val="clear" w:color="auto" w:fill="auto"/>
+          <w:lang w:val="en-US" w:eastAsia="zh-CN" w:bidi="ar"/>
+        </w:rPr>
+        <w:t>波次调整</w:t>
       </w:r>
     </w:p>
     <w:p>
@@ -11761,34 +11790,36 @@
         <w:spacing w:beforeAutospacing="0" w:afterAutospacing="0" w:line="360" w:lineRule="exact"/>
         <w:textAlignment w:val="auto"/>
         <w:rPr>
-          <w:rFonts w:hint="default" w:ascii="sans-serif" w:hAnsi="sans-serif" w:eastAsia="sans-serif" w:cs="sans-serif"/>
-          <w:i w:val="0"/>
-          <w:iCs w:val="0"/>
-          <w:caps w:val="0"/>
-          <w:color w:val="auto"/>
-          <w:spacing w:val="0"/>
-          <w:sz w:val="19"/>
-          <w:szCs w:val="19"/>
-          <w:highlight w:val="lightGray"/>
-          <w:shd w:val="clear" w:color="auto" w:fill="auto"/>
-          <w:lang w:val="en-US" w:eastAsia="zh-CN"/>
-        </w:rPr>
-      </w:pPr>
-      <w:r>
-        <w:rPr>
-          <w:rFonts w:hint="eastAsia" w:ascii="sans-serif" w:hAnsi="sans-serif" w:eastAsia="sans-serif" w:cs="sans-serif"/>
-          <w:i w:val="0"/>
-          <w:iCs w:val="0"/>
-          <w:caps w:val="0"/>
-          <w:color w:val="auto"/>
-          <w:spacing w:val="0"/>
-          <w:sz w:val="19"/>
-          <w:szCs w:val="19"/>
-          <w:highlight w:val="lightGray"/>
-          <w:shd w:val="clear" w:color="auto" w:fill="auto"/>
-          <w:lang w:val="en-US" w:eastAsia="zh-CN"/>
-        </w:rPr>
-        <w:t>新增或者修改一个怪物为远程怪</w:t>
+          <w:rFonts w:hint="eastAsia" w:ascii="sans-serif" w:hAnsi="sans-serif" w:eastAsia="sans-serif" w:cs="sans-serif"/>
+          <w:i w:val="0"/>
+          <w:iCs w:val="0"/>
+          <w:caps w:val="0"/>
+          <w:color w:val="auto"/>
+          <w:spacing w:val="0"/>
+          <w:kern w:val="0"/>
+          <w:sz w:val="19"/>
+          <w:szCs w:val="19"/>
+          <w:highlight w:val="red"/>
+          <w:shd w:val="clear" w:color="auto" w:fill="auto"/>
+          <w:lang w:val="en-US" w:eastAsia="zh-CN" w:bidi="ar"/>
+        </w:rPr>
+      </w:pPr>
+      <w:r>
+        <w:rPr>
+          <w:rFonts w:hint="eastAsia" w:ascii="sans-serif" w:hAnsi="sans-serif" w:eastAsia="sans-serif" w:cs="sans-serif"/>
+          <w:i w:val="0"/>
+          <w:iCs w:val="0"/>
+          <w:caps w:val="0"/>
+          <w:color w:val="auto"/>
+          <w:spacing w:val="0"/>
+          <w:kern w:val="0"/>
+          <w:sz w:val="19"/>
+          <w:szCs w:val="19"/>
+          <w:highlight w:val="red"/>
+          <w:shd w:val="clear" w:color="auto" w:fill="auto"/>
+          <w:lang w:val="en-US" w:eastAsia="zh-CN" w:bidi="ar"/>
+        </w:rPr>
+        <w:t>完善BattleStatistics脚本，把战斗的对战数据做的更完整。</w:t>
       </w:r>
     </w:p>
     <w:p>
@@ -11821,28 +11852,30 @@
           <w:caps w:val="0"/>
           <w:color w:val="auto"/>
           <w:spacing w:val="0"/>
-          <w:sz w:val="19"/>
-          <w:szCs w:val="19"/>
-          <w:highlight w:val="lightGray"/>
-          <w:shd w:val="clear" w:color="auto" w:fill="auto"/>
-          <w:lang w:val="en-US" w:eastAsia="zh-CN"/>
-        </w:rPr>
-      </w:pPr>
-      <w:r>
-        <w:rPr>
-          <w:rFonts w:hint="eastAsia" w:ascii="sans-serif" w:hAnsi="sans-serif" w:eastAsia="sans-serif" w:cs="sans-serif"/>
-          <w:i w:val="0"/>
-          <w:iCs w:val="0"/>
-          <w:caps w:val="0"/>
-          <w:color w:val="auto"/>
-          <w:spacing w:val="0"/>
-          <w:sz w:val="19"/>
-          <w:szCs w:val="19"/>
-          <w:highlight w:val="lightGray"/>
-          <w:shd w:val="clear" w:color="auto" w:fill="auto"/>
-          <w:lang w:val="en-US" w:eastAsia="zh-CN"/>
-        </w:rPr>
-        <w:t>修改红激光满级有50%概率引发范围爆炸。</w:t>
+          <w:kern w:val="0"/>
+          <w:sz w:val="19"/>
+          <w:szCs w:val="19"/>
+          <w:highlight w:val="red"/>
+          <w:shd w:val="clear" w:color="auto" w:fill="auto"/>
+          <w:lang w:val="en-US" w:eastAsia="zh-CN" w:bidi="ar"/>
+        </w:rPr>
+      </w:pPr>
+      <w:r>
+        <w:rPr>
+          <w:rFonts w:hint="eastAsia" w:ascii="sans-serif" w:hAnsi="sans-serif" w:eastAsia="sans-serif" w:cs="sans-serif"/>
+          <w:i w:val="0"/>
+          <w:iCs w:val="0"/>
+          <w:caps w:val="0"/>
+          <w:color w:val="auto"/>
+          <w:spacing w:val="0"/>
+          <w:kern w:val="0"/>
+          <w:sz w:val="19"/>
+          <w:szCs w:val="19"/>
+          <w:highlight w:val="red"/>
+          <w:shd w:val="clear" w:color="auto" w:fill="auto"/>
+          <w:lang w:val="en-US" w:eastAsia="zh-CN" w:bidi="ar"/>
+        </w:rPr>
+        <w:t xml:space="preserve">完善体力值恢复功能。 </w:t>
       </w:r>
     </w:p>
     <w:p>
@@ -11877,43 +11910,13 @@
           <w:spacing w:val="0"/>
           <w:sz w:val="19"/>
           <w:szCs w:val="19"/>
-          <w:highlight w:val="yellow"/>
-          <w:shd w:val="clear" w:color="auto" w:fill="auto"/>
-          <w:lang w:val="en-US" w:eastAsia="zh-CN"/>
-        </w:rPr>
-      </w:pPr>
-      <w:r>
-        <w:rPr>
-          <w:rFonts w:hint="eastAsia" w:ascii="sans-serif" w:hAnsi="sans-serif" w:eastAsia="sans-serif" w:cs="sans-serif"/>
-          <w:i w:val="0"/>
-          <w:iCs w:val="0"/>
-          <w:caps w:val="0"/>
-          <w:color w:val="auto"/>
-          <w:spacing w:val="0"/>
-          <w:sz w:val="19"/>
-          <w:szCs w:val="19"/>
-          <w:highlight w:val="red"/>
-          <w:shd w:val="clear" w:color="auto" w:fill="auto"/>
-          <w:lang w:val="en-US" w:eastAsia="zh-CN"/>
-        </w:rPr>
-        <w:t>怪物被冰冻技能射击LV1-LV4只是微微变蓝色，LV5才会被冰冻，</w:t>
-      </w:r>
-      <w:r>
-        <w:rPr>
-          <w:rFonts w:hint="eastAsia" w:ascii="sans-serif" w:hAnsi="sans-serif" w:eastAsia="sans-serif" w:cs="sans-serif"/>
-          <w:i w:val="0"/>
-          <w:iCs w:val="0"/>
-          <w:caps w:val="0"/>
-          <w:color w:val="auto"/>
-          <w:spacing w:val="0"/>
-          <w:sz w:val="19"/>
-          <w:szCs w:val="19"/>
-          <w:highlight w:val="yellow"/>
-          <w:shd w:val="clear" w:color="auto" w:fill="auto"/>
-          <w:lang w:val="en-US" w:eastAsia="zh-CN"/>
-        </w:rPr>
-        <w:t>冰冻接入冰冻音效</w:t>
-      </w:r>
+          <w:highlight w:val="red"/>
+          <w:shd w:val="clear" w:color="auto" w:fill="auto"/>
+          <w:lang w:val="en-US" w:eastAsia="zh-CN"/>
+        </w:rPr>
+      </w:pPr>
+      <w:bookmarkStart w:id="0" w:name="_GoBack"/>
+      <w:bookmarkEnd w:id="0"/>
     </w:p>
     <w:p>
       <w:pPr>
@@ -11945,30 +11948,44 @@
           <w:caps w:val="0"/>
           <w:color w:val="auto"/>
           <w:spacing w:val="0"/>
-          <w:kern w:val="0"/>
-          <w:sz w:val="19"/>
-          <w:szCs w:val="19"/>
-          <w:highlight w:val="red"/>
-          <w:shd w:val="clear" w:color="auto" w:fill="auto"/>
-          <w:lang w:val="en-US" w:eastAsia="zh-CN" w:bidi="ar"/>
-        </w:rPr>
-      </w:pPr>
-      <w:r>
-        <w:rPr>
-          <w:rFonts w:hint="eastAsia" w:ascii="sans-serif" w:hAnsi="sans-serif" w:eastAsia="sans-serif" w:cs="sans-serif"/>
-          <w:i w:val="0"/>
-          <w:iCs w:val="0"/>
-          <w:caps w:val="0"/>
-          <w:color w:val="auto"/>
-          <w:spacing w:val="0"/>
-          <w:kern w:val="0"/>
-          <w:sz w:val="19"/>
-          <w:szCs w:val="19"/>
-          <w:highlight w:val="red"/>
-          <w:shd w:val="clear" w:color="auto" w:fill="auto"/>
-          <w:lang w:val="en-US" w:eastAsia="zh-CN" w:bidi="ar"/>
-        </w:rPr>
-        <w:t>安卓打包测试。</w:t>
+          <w:sz w:val="19"/>
+          <w:szCs w:val="19"/>
+          <w:highlight w:val="none"/>
+          <w:shd w:val="clear" w:color="auto" w:fill="auto"/>
+          <w:lang w:val="en-US" w:eastAsia="zh-CN"/>
+        </w:rPr>
+      </w:pPr>
+      <w:r>
+        <w:rPr>
+          <w:rFonts w:hint="eastAsia" w:ascii="sans-serif" w:hAnsi="sans-serif" w:eastAsia="sans-serif" w:cs="sans-serif"/>
+          <w:i w:val="0"/>
+          <w:iCs w:val="0"/>
+          <w:caps w:val="0"/>
+          <w:color w:val="auto"/>
+          <w:spacing w:val="0"/>
+          <w:sz w:val="19"/>
+          <w:szCs w:val="19"/>
+          <w:highlight w:val="yellow"/>
+          <w:shd w:val="clear" w:color="auto" w:fill="auto"/>
+          <w:lang w:val="en-US" w:eastAsia="zh-CN"/>
+        </w:rPr>
+        <w:t>制作boss冲击特效</w:t>
+      </w:r>
+      <w:r>
+        <w:rPr>
+          <w:rFonts w:hint="eastAsia" w:ascii="sans-serif" w:hAnsi="sans-serif" w:eastAsia="sans-serif" w:cs="sans-serif"/>
+          <w:i w:val="0"/>
+          <w:iCs w:val="0"/>
+          <w:caps w:val="0"/>
+          <w:color w:val="auto"/>
+          <w:spacing w:val="0"/>
+          <w:sz w:val="19"/>
+          <w:szCs w:val="19"/>
+          <w:highlight w:val="none"/>
+          <w:shd w:val="clear" w:color="auto" w:fill="auto"/>
+          <w:lang w:val="en-US" w:eastAsia="zh-CN"/>
+        </w:rPr>
+        <w:t>和角力铁花特效。</w:t>
       </w:r>
     </w:p>
     <w:p>
@@ -12001,30 +12018,28 @@
           <w:caps w:val="0"/>
           <w:color w:val="auto"/>
           <w:spacing w:val="0"/>
-          <w:kern w:val="0"/>
-          <w:sz w:val="19"/>
-          <w:szCs w:val="19"/>
-          <w:highlight w:val="none"/>
-          <w:shd w:val="clear" w:color="auto" w:fill="auto"/>
-          <w:lang w:val="en-US" w:eastAsia="zh-CN" w:bidi="ar"/>
-        </w:rPr>
-      </w:pPr>
-      <w:r>
-        <w:rPr>
-          <w:rFonts w:hint="eastAsia" w:ascii="sans-serif" w:hAnsi="sans-serif" w:eastAsia="sans-serif" w:cs="sans-serif"/>
-          <w:i w:val="0"/>
-          <w:iCs w:val="0"/>
-          <w:caps w:val="0"/>
-          <w:color w:val="auto"/>
-          <w:spacing w:val="0"/>
-          <w:kern w:val="0"/>
-          <w:sz w:val="19"/>
-          <w:szCs w:val="19"/>
-          <w:highlight w:val="none"/>
-          <w:shd w:val="clear" w:color="auto" w:fill="auto"/>
-          <w:lang w:val="en-US" w:eastAsia="zh-CN" w:bidi="ar"/>
-        </w:rPr>
-        <w:t>查看升级特效是否添加</w:t>
+          <w:sz w:val="19"/>
+          <w:szCs w:val="19"/>
+          <w:highlight w:val="yellow"/>
+          <w:shd w:val="clear" w:color="auto" w:fill="auto"/>
+          <w:lang w:val="en-US" w:eastAsia="zh-CN"/>
+        </w:rPr>
+      </w:pPr>
+      <w:r>
+        <w:rPr>
+          <w:rFonts w:hint="eastAsia" w:ascii="sans-serif" w:hAnsi="sans-serif" w:eastAsia="sans-serif" w:cs="sans-serif"/>
+          <w:i w:val="0"/>
+          <w:iCs w:val="0"/>
+          <w:caps w:val="0"/>
+          <w:color w:val="auto"/>
+          <w:spacing w:val="0"/>
+          <w:sz w:val="19"/>
+          <w:szCs w:val="19"/>
+          <w:highlight w:val="yellow"/>
+          <w:shd w:val="clear" w:color="auto" w:fill="auto"/>
+          <w:lang w:val="en-US" w:eastAsia="zh-CN"/>
+        </w:rPr>
+        <w:t>当boss进入僵直状态，外壳（body02）身体会变透明，导致全身变红的问题。修改这个效果改为眼睛缩小，然后body03在亮红盒暗中之间闪烁。</w:t>
       </w:r>
     </w:p>
     <w:p>
@@ -12057,30 +12072,28 @@
           <w:caps w:val="0"/>
           <w:color w:val="auto"/>
           <w:spacing w:val="0"/>
-          <w:kern w:val="0"/>
-          <w:sz w:val="19"/>
-          <w:szCs w:val="19"/>
-          <w:highlight w:val="lightGray"/>
-          <w:shd w:val="clear" w:color="auto" w:fill="auto"/>
-          <w:lang w:val="en-US" w:eastAsia="zh-CN" w:bidi="ar"/>
-        </w:rPr>
-      </w:pPr>
-      <w:r>
-        <w:rPr>
-          <w:rFonts w:hint="eastAsia" w:ascii="sans-serif" w:hAnsi="sans-serif" w:eastAsia="sans-serif" w:cs="sans-serif"/>
-          <w:i w:val="0"/>
-          <w:iCs w:val="0"/>
-          <w:caps w:val="0"/>
-          <w:color w:val="auto"/>
-          <w:spacing w:val="0"/>
-          <w:kern w:val="0"/>
-          <w:sz w:val="19"/>
-          <w:szCs w:val="19"/>
-          <w:highlight w:val="lightGray"/>
-          <w:shd w:val="clear" w:color="auto" w:fill="auto"/>
-          <w:lang w:val="en-US" w:eastAsia="zh-CN" w:bidi="ar"/>
-        </w:rPr>
-        <w:t>现在的boss除了砸，也就是野蛮冲撞能给玩家带来伤害，其它的技能都不能伤害到玩家，是否需要修复或者平衡这个问题？</w:t>
+          <w:sz w:val="19"/>
+          <w:szCs w:val="19"/>
+          <w:highlight w:val="magenta"/>
+          <w:shd w:val="clear" w:color="auto" w:fill="auto"/>
+          <w:lang w:val="en-US" w:eastAsia="zh-CN"/>
+        </w:rPr>
+      </w:pPr>
+      <w:r>
+        <w:rPr>
+          <w:rFonts w:hint="eastAsia" w:ascii="sans-serif" w:hAnsi="sans-serif" w:eastAsia="sans-serif" w:cs="sans-serif"/>
+          <w:i w:val="0"/>
+          <w:iCs w:val="0"/>
+          <w:caps w:val="0"/>
+          <w:color w:val="auto"/>
+          <w:spacing w:val="0"/>
+          <w:sz w:val="19"/>
+          <w:szCs w:val="19"/>
+          <w:highlight w:val="magenta"/>
+          <w:shd w:val="clear" w:color="auto" w:fill="auto"/>
+          <w:lang w:val="en-US" w:eastAsia="zh-CN"/>
+        </w:rPr>
+        <w:t>检查所有相关特效的接入。</w:t>
       </w:r>
     </w:p>
     <w:p>
@@ -12113,30 +12126,28 @@
           <w:caps w:val="0"/>
           <w:color w:val="auto"/>
           <w:spacing w:val="0"/>
-          <w:kern w:val="0"/>
+          <w:sz w:val="19"/>
+          <w:szCs w:val="19"/>
+          <w:highlight w:val="red"/>
+          <w:shd w:val="clear" w:color="auto" w:fill="auto"/>
+          <w:lang w:val="en-US" w:eastAsia="zh-CN"/>
+        </w:rPr>
+      </w:pPr>
+      <w:r>
+        <w:rPr>
+          <w:rFonts w:hint="eastAsia" w:ascii="sans-serif" w:hAnsi="sans-serif" w:eastAsia="sans-serif" w:cs="sans-serif"/>
+          <w:i w:val="0"/>
+          <w:iCs w:val="0"/>
+          <w:caps w:val="0"/>
+          <w:color w:val="auto"/>
+          <w:spacing w:val="0"/>
           <w:sz w:val="19"/>
           <w:szCs w:val="19"/>
           <w:highlight w:val="none"/>
           <w:shd w:val="clear" w:color="auto" w:fill="auto"/>
-          <w:lang w:val="en-US" w:eastAsia="zh-CN" w:bidi="ar"/>
-        </w:rPr>
-      </w:pPr>
-      <w:r>
-        <w:rPr>
-          <w:rFonts w:hint="eastAsia" w:ascii="sans-serif" w:hAnsi="sans-serif" w:eastAsia="sans-serif" w:cs="sans-serif"/>
-          <w:i w:val="0"/>
-          <w:iCs w:val="0"/>
-          <w:caps w:val="0"/>
-          <w:color w:val="auto"/>
-          <w:spacing w:val="0"/>
-          <w:kern w:val="0"/>
-          <w:sz w:val="19"/>
-          <w:szCs w:val="19"/>
-          <w:highlight w:val="none"/>
-          <w:shd w:val="clear" w:color="auto" w:fill="auto"/>
-          <w:lang w:val="en-US" w:eastAsia="zh-CN" w:bidi="ar"/>
-        </w:rPr>
-        <w:t>添加log日志系统，可以手动开启或关闭log日志。</w:t>
+          <w:lang w:val="en-US" w:eastAsia="zh-CN"/>
+        </w:rPr>
+        <w:t>优化护盾受击特效的受击点位置产生特效和播放特效。</w:t>
       </w:r>
     </w:p>
     <w:p>
@@ -12169,30 +12180,28 @@
           <w:caps w:val="0"/>
           <w:color w:val="auto"/>
           <w:spacing w:val="0"/>
-          <w:kern w:val="0"/>
-          <w:sz w:val="19"/>
-          <w:szCs w:val="19"/>
-          <w:highlight w:val="none"/>
-          <w:shd w:val="clear" w:color="auto" w:fill="auto"/>
-          <w:lang w:val="en-US" w:eastAsia="zh-CN" w:bidi="ar"/>
-        </w:rPr>
-      </w:pPr>
-      <w:r>
-        <w:rPr>
-          <w:rFonts w:hint="eastAsia" w:ascii="sans-serif" w:hAnsi="sans-serif" w:eastAsia="sans-serif" w:cs="sans-serif"/>
-          <w:i w:val="0"/>
-          <w:iCs w:val="0"/>
-          <w:caps w:val="0"/>
-          <w:color w:val="auto"/>
-          <w:spacing w:val="0"/>
-          <w:kern w:val="0"/>
-          <w:sz w:val="19"/>
-          <w:szCs w:val="19"/>
-          <w:highlight w:val="none"/>
-          <w:shd w:val="clear" w:color="auto" w:fill="auto"/>
-          <w:lang w:val="en-US" w:eastAsia="zh-CN" w:bidi="ar"/>
-        </w:rPr>
-        <w:t>制作启动游戏背景图。</w:t>
+          <w:sz w:val="19"/>
+          <w:szCs w:val="19"/>
+          <w:highlight w:val="yellow"/>
+          <w:shd w:val="clear" w:color="auto" w:fill="auto"/>
+          <w:lang w:val="en-US" w:eastAsia="zh-CN"/>
+        </w:rPr>
+      </w:pPr>
+      <w:r>
+        <w:rPr>
+          <w:rFonts w:hint="eastAsia" w:ascii="sans-serif" w:hAnsi="sans-serif" w:eastAsia="sans-serif" w:cs="sans-serif"/>
+          <w:i w:val="0"/>
+          <w:iCs w:val="0"/>
+          <w:caps w:val="0"/>
+          <w:color w:val="auto"/>
+          <w:spacing w:val="0"/>
+          <w:sz w:val="19"/>
+          <w:szCs w:val="19"/>
+          <w:highlight w:val="yellow"/>
+          <w:shd w:val="clear" w:color="auto" w:fill="auto"/>
+          <w:lang w:val="en-US" w:eastAsia="zh-CN"/>
+        </w:rPr>
+        <w:t>战斗内杀死怪物，爆金币效果制作。</w:t>
       </w:r>
     </w:p>
     <w:p>
@@ -12225,30 +12234,28 @@
           <w:caps w:val="0"/>
           <w:color w:val="auto"/>
           <w:spacing w:val="0"/>
-          <w:kern w:val="0"/>
-          <w:sz w:val="19"/>
-          <w:szCs w:val="19"/>
-          <w:highlight w:val="none"/>
-          <w:shd w:val="clear" w:color="auto" w:fill="auto"/>
-          <w:lang w:val="en-US" w:eastAsia="zh-CN" w:bidi="ar"/>
-        </w:rPr>
-      </w:pPr>
-      <w:r>
-        <w:rPr>
-          <w:rFonts w:hint="eastAsia" w:ascii="sans-serif" w:hAnsi="sans-serif" w:eastAsia="sans-serif" w:cs="sans-serif"/>
-          <w:i w:val="0"/>
-          <w:iCs w:val="0"/>
-          <w:caps w:val="0"/>
-          <w:color w:val="auto"/>
-          <w:spacing w:val="0"/>
-          <w:kern w:val="0"/>
-          <w:sz w:val="19"/>
-          <w:szCs w:val="19"/>
-          <w:highlight w:val="none"/>
-          <w:shd w:val="clear" w:color="auto" w:fill="auto"/>
-          <w:lang w:val="en-US" w:eastAsia="zh-CN" w:bidi="ar"/>
-        </w:rPr>
-        <w:t xml:space="preserve">完善体力值恢复。 </w:t>
+          <w:sz w:val="19"/>
+          <w:szCs w:val="19"/>
+          <w:highlight w:val="lightGray"/>
+          <w:shd w:val="clear" w:color="auto" w:fill="auto"/>
+          <w:lang w:val="en-US" w:eastAsia="zh-CN"/>
+        </w:rPr>
+      </w:pPr>
+      <w:r>
+        <w:rPr>
+          <w:rFonts w:hint="eastAsia" w:ascii="sans-serif" w:hAnsi="sans-serif" w:eastAsia="sans-serif" w:cs="sans-serif"/>
+          <w:i w:val="0"/>
+          <w:iCs w:val="0"/>
+          <w:caps w:val="0"/>
+          <w:color w:val="auto"/>
+          <w:spacing w:val="0"/>
+          <w:sz w:val="19"/>
+          <w:szCs w:val="19"/>
+          <w:highlight w:val="lightGray"/>
+          <w:shd w:val="clear" w:color="auto" w:fill="auto"/>
+          <w:lang w:val="en-US" w:eastAsia="zh-CN"/>
+        </w:rPr>
+        <w:t>宝箱怪制作和配置设置。怪物类型里看怎么添加宝箱怪，需要屏幕内随机出现。</w:t>
       </w:r>
     </w:p>
     <w:p>
@@ -12281,30 +12288,28 @@
           <w:caps w:val="0"/>
           <w:color w:val="auto"/>
           <w:spacing w:val="0"/>
-          <w:kern w:val="0"/>
           <w:sz w:val="19"/>
           <w:szCs w:val="19"/>
           <w:highlight w:val="none"/>
           <w:shd w:val="clear" w:color="auto" w:fill="auto"/>
-          <w:lang w:val="en-US" w:eastAsia="zh-CN" w:bidi="ar"/>
-        </w:rPr>
-      </w:pPr>
-      <w:r>
-        <w:rPr>
-          <w:rFonts w:hint="eastAsia" w:ascii="sans-serif" w:hAnsi="sans-serif" w:eastAsia="sans-serif" w:cs="sans-serif"/>
-          <w:i w:val="0"/>
-          <w:iCs w:val="0"/>
-          <w:caps w:val="0"/>
-          <w:color w:val="auto"/>
-          <w:spacing w:val="0"/>
-          <w:kern w:val="0"/>
+          <w:lang w:val="en-US" w:eastAsia="zh-CN"/>
+        </w:rPr>
+      </w:pPr>
+      <w:r>
+        <w:rPr>
+          <w:rFonts w:hint="eastAsia" w:ascii="sans-serif" w:hAnsi="sans-serif" w:eastAsia="sans-serif" w:cs="sans-serif"/>
+          <w:i w:val="0"/>
+          <w:iCs w:val="0"/>
+          <w:caps w:val="0"/>
+          <w:color w:val="auto"/>
+          <w:spacing w:val="0"/>
           <w:sz w:val="19"/>
           <w:szCs w:val="19"/>
           <w:highlight w:val="none"/>
           <w:shd w:val="clear" w:color="auto" w:fill="auto"/>
-          <w:lang w:val="en-US" w:eastAsia="zh-CN" w:bidi="ar"/>
-        </w:rPr>
-        <w:t>增加手机内相关震动效果。</w:t>
+          <w:lang w:val="en-US" w:eastAsia="zh-CN"/>
+        </w:rPr>
+        <w:t>底座和水晶制作闪白shader，并赋予材质球。</w:t>
       </w:r>
     </w:p>
     <w:p>
@@ -12337,30 +12342,28 @@
           <w:caps w:val="0"/>
           <w:color w:val="auto"/>
           <w:spacing w:val="0"/>
-          <w:kern w:val="0"/>
-          <w:sz w:val="19"/>
-          <w:szCs w:val="19"/>
-          <w:highlight w:val="none"/>
-          <w:shd w:val="clear" w:color="auto" w:fill="auto"/>
-          <w:lang w:val="en-US" w:eastAsia="zh-CN" w:bidi="ar"/>
-        </w:rPr>
-      </w:pPr>
-      <w:r>
-        <w:rPr>
-          <w:rFonts w:hint="eastAsia" w:ascii="sans-serif" w:hAnsi="sans-serif" w:eastAsia="sans-serif" w:cs="sans-serif"/>
-          <w:i w:val="0"/>
-          <w:iCs w:val="0"/>
-          <w:caps w:val="0"/>
-          <w:color w:val="auto"/>
-          <w:spacing w:val="0"/>
-          <w:kern w:val="0"/>
-          <w:sz w:val="19"/>
-          <w:szCs w:val="19"/>
-          <w:highlight w:val="none"/>
-          <w:shd w:val="clear" w:color="auto" w:fill="auto"/>
-          <w:lang w:val="en-US" w:eastAsia="zh-CN" w:bidi="ar"/>
-        </w:rPr>
-        <w:t>增加一个虚拟摇杆</w:t>
+          <w:sz w:val="19"/>
+          <w:szCs w:val="19"/>
+          <w:highlight w:val="lightGray"/>
+          <w:shd w:val="clear" w:color="auto" w:fill="auto"/>
+          <w:lang w:val="en-US" w:eastAsia="zh-CN"/>
+        </w:rPr>
+      </w:pPr>
+      <w:r>
+        <w:rPr>
+          <w:rFonts w:hint="eastAsia" w:ascii="sans-serif" w:hAnsi="sans-serif" w:eastAsia="sans-serif" w:cs="sans-serif"/>
+          <w:i w:val="0"/>
+          <w:iCs w:val="0"/>
+          <w:caps w:val="0"/>
+          <w:color w:val="auto"/>
+          <w:spacing w:val="0"/>
+          <w:sz w:val="19"/>
+          <w:szCs w:val="19"/>
+          <w:highlight w:val="lightGray"/>
+          <w:shd w:val="clear" w:color="auto" w:fill="auto"/>
+          <w:lang w:val="en-US" w:eastAsia="zh-CN"/>
+        </w:rPr>
+        <w:t>新增或者修改一个怪物为远程怪</w:t>
       </w:r>
     </w:p>
     <w:p>
@@ -12387,36 +12390,34 @@
         <w:spacing w:beforeAutospacing="0" w:afterAutospacing="0" w:line="360" w:lineRule="exact"/>
         <w:textAlignment w:val="auto"/>
         <w:rPr>
-          <w:rFonts w:hint="eastAsia" w:ascii="sans-serif" w:hAnsi="sans-serif" w:eastAsia="sans-serif" w:cs="sans-serif"/>
-          <w:i w:val="0"/>
-          <w:iCs w:val="0"/>
-          <w:caps w:val="0"/>
-          <w:color w:val="auto"/>
-          <w:spacing w:val="0"/>
-          <w:kern w:val="0"/>
-          <w:sz w:val="19"/>
-          <w:szCs w:val="19"/>
-          <w:highlight w:val="yellow"/>
-          <w:shd w:val="clear" w:color="auto" w:fill="auto"/>
-          <w:lang w:val="en-US" w:eastAsia="zh-CN" w:bidi="ar"/>
-        </w:rPr>
-      </w:pPr>
-      <w:r>
-        <w:rPr>
-          <w:rFonts w:hint="eastAsia" w:ascii="sans-serif" w:hAnsi="sans-serif" w:eastAsia="sans-serif" w:cs="sans-serif"/>
-          <w:i w:val="0"/>
-          <w:iCs w:val="0"/>
-          <w:caps w:val="0"/>
-          <w:color w:val="auto"/>
-          <w:spacing w:val="0"/>
-          <w:kern w:val="0"/>
-          <w:sz w:val="19"/>
-          <w:szCs w:val="19"/>
-          <w:highlight w:val="yellow"/>
-          <w:shd w:val="clear" w:color="auto" w:fill="auto"/>
-          <w:lang w:val="en-US" w:eastAsia="zh-CN" w:bidi="ar"/>
-        </w:rPr>
-        <w:t>数值膨胀（DPS、怪物血量）</w:t>
+          <w:rFonts w:hint="default" w:ascii="sans-serif" w:hAnsi="sans-serif" w:eastAsia="sans-serif" w:cs="sans-serif"/>
+          <w:i w:val="0"/>
+          <w:iCs w:val="0"/>
+          <w:caps w:val="0"/>
+          <w:color w:val="auto"/>
+          <w:spacing w:val="0"/>
+          <w:sz w:val="19"/>
+          <w:szCs w:val="19"/>
+          <w:highlight w:val="lightGray"/>
+          <w:shd w:val="clear" w:color="auto" w:fill="auto"/>
+          <w:lang w:val="en-US" w:eastAsia="zh-CN"/>
+        </w:rPr>
+      </w:pPr>
+      <w:r>
+        <w:rPr>
+          <w:rFonts w:hint="eastAsia" w:ascii="sans-serif" w:hAnsi="sans-serif" w:eastAsia="sans-serif" w:cs="sans-serif"/>
+          <w:i w:val="0"/>
+          <w:iCs w:val="0"/>
+          <w:caps w:val="0"/>
+          <w:color w:val="auto"/>
+          <w:spacing w:val="0"/>
+          <w:sz w:val="19"/>
+          <w:szCs w:val="19"/>
+          <w:highlight w:val="lightGray"/>
+          <w:shd w:val="clear" w:color="auto" w:fill="auto"/>
+          <w:lang w:val="en-US" w:eastAsia="zh-CN"/>
+        </w:rPr>
+        <w:t>修改红激光满级有50%概率引发范围爆炸。</w:t>
       </w:r>
     </w:p>
     <w:p>
@@ -12443,36 +12444,50 @@
         <w:spacing w:beforeAutospacing="0" w:afterAutospacing="0" w:line="360" w:lineRule="exact"/>
         <w:textAlignment w:val="auto"/>
         <w:rPr>
-          <w:rFonts w:hint="eastAsia" w:ascii="sans-serif" w:hAnsi="sans-serif" w:eastAsia="sans-serif" w:cs="sans-serif"/>
-          <w:i w:val="0"/>
-          <w:iCs w:val="0"/>
-          <w:caps w:val="0"/>
-          <w:color w:val="auto"/>
-          <w:spacing w:val="0"/>
-          <w:kern w:val="0"/>
+          <w:rFonts w:hint="default" w:ascii="sans-serif" w:hAnsi="sans-serif" w:eastAsia="sans-serif" w:cs="sans-serif"/>
+          <w:i w:val="0"/>
+          <w:iCs w:val="0"/>
+          <w:caps w:val="0"/>
+          <w:color w:val="auto"/>
+          <w:spacing w:val="0"/>
           <w:sz w:val="19"/>
           <w:szCs w:val="19"/>
           <w:highlight w:val="yellow"/>
           <w:shd w:val="clear" w:color="auto" w:fill="auto"/>
-          <w:lang w:val="en-US" w:eastAsia="zh-CN" w:bidi="ar"/>
-        </w:rPr>
-      </w:pPr>
-      <w:r>
-        <w:rPr>
-          <w:rFonts w:hint="eastAsia" w:ascii="sans-serif" w:hAnsi="sans-serif" w:eastAsia="sans-serif" w:cs="sans-serif"/>
-          <w:i w:val="0"/>
-          <w:iCs w:val="0"/>
-          <w:caps w:val="0"/>
-          <w:color w:val="auto"/>
-          <w:spacing w:val="0"/>
-          <w:kern w:val="0"/>
+          <w:lang w:val="en-US" w:eastAsia="zh-CN"/>
+        </w:rPr>
+      </w:pPr>
+      <w:r>
+        <w:rPr>
+          <w:rFonts w:hint="eastAsia" w:ascii="sans-serif" w:hAnsi="sans-serif" w:eastAsia="sans-serif" w:cs="sans-serif"/>
+          <w:i w:val="0"/>
+          <w:iCs w:val="0"/>
+          <w:caps w:val="0"/>
+          <w:color w:val="auto"/>
+          <w:spacing w:val="0"/>
+          <w:sz w:val="19"/>
+          <w:szCs w:val="19"/>
+          <w:highlight w:val="red"/>
+          <w:shd w:val="clear" w:color="auto" w:fill="auto"/>
+          <w:lang w:val="en-US" w:eastAsia="zh-CN"/>
+        </w:rPr>
+        <w:t>怪物被冰冻技能射击LV1-LV4只是微微变蓝色，LV5才会被冰冻，</w:t>
+      </w:r>
+      <w:r>
+        <w:rPr>
+          <w:rFonts w:hint="eastAsia" w:ascii="sans-serif" w:hAnsi="sans-serif" w:eastAsia="sans-serif" w:cs="sans-serif"/>
+          <w:i w:val="0"/>
+          <w:iCs w:val="0"/>
+          <w:caps w:val="0"/>
+          <w:color w:val="auto"/>
+          <w:spacing w:val="0"/>
           <w:sz w:val="19"/>
           <w:szCs w:val="19"/>
           <w:highlight w:val="yellow"/>
           <w:shd w:val="clear" w:color="auto" w:fill="auto"/>
-          <w:lang w:val="en-US" w:eastAsia="zh-CN" w:bidi="ar"/>
-        </w:rPr>
-        <w:t>波次调整</w:t>
+          <w:lang w:val="en-US" w:eastAsia="zh-CN"/>
+        </w:rPr>
+        <w:t>冰冻接入冰冻音效</w:t>
       </w:r>
     </w:p>
     <w:p>
@@ -12499,7 +12514,7 @@
         <w:spacing w:beforeAutospacing="0" w:afterAutospacing="0" w:line="360" w:lineRule="exact"/>
         <w:textAlignment w:val="auto"/>
         <w:rPr>
-          <w:rFonts w:hint="eastAsia" w:ascii="sans-serif" w:hAnsi="sans-serif" w:eastAsia="sans-serif" w:cs="sans-serif"/>
+          <w:rFonts w:hint="default" w:ascii="sans-serif" w:hAnsi="sans-serif" w:eastAsia="sans-serif" w:cs="sans-serif"/>
           <w:i w:val="0"/>
           <w:iCs w:val="0"/>
           <w:caps w:val="0"/>
@@ -12508,7 +12523,7 @@
           <w:kern w:val="0"/>
           <w:sz w:val="19"/>
           <w:szCs w:val="19"/>
-          <w:highlight w:val="none"/>
+          <w:highlight w:val="red"/>
           <w:shd w:val="clear" w:color="auto" w:fill="auto"/>
           <w:lang w:val="en-US" w:eastAsia="zh-CN" w:bidi="ar"/>
         </w:rPr>
@@ -12524,11 +12539,11 @@
           <w:kern w:val="0"/>
           <w:sz w:val="19"/>
           <w:szCs w:val="19"/>
-          <w:highlight w:val="none"/>
+          <w:highlight w:val="red"/>
           <w:shd w:val="clear" w:color="auto" w:fill="auto"/>
           <w:lang w:val="en-US" w:eastAsia="zh-CN" w:bidi="ar"/>
         </w:rPr>
-        <w:t>击破boss子弹，子弹爆炸无音效。</w:t>
+        <w:t>安卓打包测试。</w:t>
       </w:r>
     </w:p>
     <w:p>
@@ -12555,7 +12570,7 @@
         <w:spacing w:beforeAutospacing="0" w:afterAutospacing="0" w:line="360" w:lineRule="exact"/>
         <w:textAlignment w:val="auto"/>
         <w:rPr>
-          <w:rFonts w:hint="eastAsia" w:ascii="sans-serif" w:hAnsi="sans-serif" w:eastAsia="sans-serif" w:cs="sans-serif"/>
+          <w:rFonts w:hint="default" w:ascii="sans-serif" w:hAnsi="sans-serif" w:eastAsia="sans-serif" w:cs="sans-serif"/>
           <w:i w:val="0"/>
           <w:iCs w:val="0"/>
           <w:caps w:val="0"/>
@@ -12584,7 +12599,7 @@
           <w:shd w:val="clear" w:color="auto" w:fill="auto"/>
           <w:lang w:val="en-US" w:eastAsia="zh-CN" w:bidi="ar"/>
         </w:rPr>
-        <w:t>boss音效加速太快了。</w:t>
+        <w:t>查看升级特效是否添加</w:t>
       </w:r>
     </w:p>
     <w:p>
@@ -12611,7 +12626,7 @@
         <w:spacing w:beforeAutospacing="0" w:afterAutospacing="0" w:line="360" w:lineRule="exact"/>
         <w:textAlignment w:val="auto"/>
         <w:rPr>
-          <w:rFonts w:hint="eastAsia" w:ascii="sans-serif" w:hAnsi="sans-serif" w:eastAsia="sans-serif" w:cs="sans-serif"/>
+          <w:rFonts w:hint="default" w:ascii="sans-serif" w:hAnsi="sans-serif" w:eastAsia="sans-serif" w:cs="sans-serif"/>
           <w:i w:val="0"/>
           <w:iCs w:val="0"/>
           <w:caps w:val="0"/>
@@ -12620,7 +12635,7 @@
           <w:kern w:val="0"/>
           <w:sz w:val="19"/>
           <w:szCs w:val="19"/>
-          <w:highlight w:val="none"/>
+          <w:highlight w:val="lightGray"/>
           <w:shd w:val="clear" w:color="auto" w:fill="auto"/>
           <w:lang w:val="en-US" w:eastAsia="zh-CN" w:bidi="ar"/>
         </w:rPr>
@@ -12636,11 +12651,11 @@
           <w:kern w:val="0"/>
           <w:sz w:val="19"/>
           <w:szCs w:val="19"/>
-          <w:highlight w:val="none"/>
+          <w:highlight w:val="lightGray"/>
           <w:shd w:val="clear" w:color="auto" w:fill="auto"/>
           <w:lang w:val="en-US" w:eastAsia="zh-CN" w:bidi="ar"/>
         </w:rPr>
-        <w:t>修改Drifter（漂移者）怪物机制，现在玩家有点激光打不到，而且还会强力撞击到玩家的护盾。</w:t>
+        <w:t>现在的boss除了砸，也就是野蛮冲撞能给玩家带来伤害，其它的技能都不能伤害到玩家，是否需要修复或者平衡这个问题？</w:t>
       </w:r>
     </w:p>
     <w:p>
@@ -12667,7 +12682,7 @@
         <w:spacing w:beforeAutospacing="0" w:afterAutospacing="0" w:line="360" w:lineRule="exact"/>
         <w:textAlignment w:val="auto"/>
         <w:rPr>
-          <w:rFonts w:hint="eastAsia" w:ascii="sans-serif" w:hAnsi="sans-serif" w:eastAsia="sans-serif" w:cs="sans-serif"/>
+          <w:rFonts w:hint="default" w:ascii="sans-serif" w:hAnsi="sans-serif" w:eastAsia="sans-serif" w:cs="sans-serif"/>
           <w:i w:val="0"/>
           <w:iCs w:val="0"/>
           <w:caps w:val="0"/>
@@ -12676,7 +12691,7 @@
           <w:kern w:val="0"/>
           <w:sz w:val="19"/>
           <w:szCs w:val="19"/>
-          <w:highlight w:val="yellow"/>
+          <w:highlight w:val="none"/>
           <w:shd w:val="clear" w:color="auto" w:fill="auto"/>
           <w:lang w:val="en-US" w:eastAsia="zh-CN" w:bidi="ar"/>
         </w:rPr>
@@ -12692,11 +12707,11 @@
           <w:kern w:val="0"/>
           <w:sz w:val="19"/>
           <w:szCs w:val="19"/>
-          <w:highlight w:val="yellow"/>
+          <w:highlight w:val="none"/>
           <w:shd w:val="clear" w:color="auto" w:fill="auto"/>
           <w:lang w:val="en-US" w:eastAsia="zh-CN" w:bidi="ar"/>
         </w:rPr>
-        <w:t>修改和调整玩家激光的攻击数值，现在的攻击数值和怪物血量只是X10，没有真正思考游戏节奏感。而且基本上都是整数。</w:t>
+        <w:t>添加log日志系统，可以手动开启或关闭log日志。</w:t>
       </w:r>
     </w:p>
     <w:p>
@@ -12723,7 +12738,7 @@
         <w:spacing w:beforeAutospacing="0" w:afterAutospacing="0" w:line="360" w:lineRule="exact"/>
         <w:textAlignment w:val="auto"/>
         <w:rPr>
-          <w:rFonts w:hint="eastAsia" w:ascii="sans-serif" w:hAnsi="sans-serif" w:eastAsia="sans-serif" w:cs="sans-serif"/>
+          <w:rFonts w:hint="default" w:ascii="sans-serif" w:hAnsi="sans-serif" w:eastAsia="sans-serif" w:cs="sans-serif"/>
           <w:i w:val="0"/>
           <w:iCs w:val="0"/>
           <w:caps w:val="0"/>
@@ -12732,7 +12747,7 @@
           <w:kern w:val="0"/>
           <w:sz w:val="19"/>
           <w:szCs w:val="19"/>
-          <w:highlight w:val="yellow"/>
+          <w:highlight w:val="none"/>
           <w:shd w:val="clear" w:color="auto" w:fill="auto"/>
           <w:lang w:val="en-US" w:eastAsia="zh-CN" w:bidi="ar"/>
         </w:rPr>
@@ -12748,11 +12763,11 @@
           <w:kern w:val="0"/>
           <w:sz w:val="19"/>
           <w:szCs w:val="19"/>
-          <w:highlight w:val="yellow"/>
+          <w:highlight w:val="none"/>
           <w:shd w:val="clear" w:color="auto" w:fill="auto"/>
           <w:lang w:val="en-US" w:eastAsia="zh-CN" w:bidi="ar"/>
         </w:rPr>
-        <w:t>新增熔岩和极寒关卡的场景美术，怪物等，阻挡激光的岩浆怪和带护盾的冰甲怪做完。</w:t>
+        <w:t>制作启动游戏背景图。</w:t>
       </w:r>
     </w:p>
     <w:p>
@@ -12779,7 +12794,7 @@
         <w:spacing w:beforeAutospacing="0" w:afterAutospacing="0" w:line="360" w:lineRule="exact"/>
         <w:textAlignment w:val="auto"/>
         <w:rPr>
-          <w:rFonts w:hint="eastAsia" w:ascii="sans-serif" w:hAnsi="sans-serif" w:eastAsia="sans-serif" w:cs="sans-serif"/>
+          <w:rFonts w:hint="default" w:ascii="sans-serif" w:hAnsi="sans-serif" w:eastAsia="sans-serif" w:cs="sans-serif"/>
           <w:i w:val="0"/>
           <w:iCs w:val="0"/>
           <w:caps w:val="0"/>
@@ -12788,7 +12803,7 @@
           <w:kern w:val="0"/>
           <w:sz w:val="19"/>
           <w:szCs w:val="19"/>
-          <w:highlight w:val="yellow"/>
+          <w:highlight w:val="none"/>
           <w:shd w:val="clear" w:color="auto" w:fill="auto"/>
           <w:lang w:val="en-US" w:eastAsia="zh-CN" w:bidi="ar"/>
         </w:rPr>
@@ -12804,11 +12819,11 @@
           <w:kern w:val="0"/>
           <w:sz w:val="19"/>
           <w:szCs w:val="19"/>
-          <w:highlight w:val="yellow"/>
+          <w:highlight w:val="none"/>
           <w:shd w:val="clear" w:color="auto" w:fill="auto"/>
           <w:lang w:val="en-US" w:eastAsia="zh-CN" w:bidi="ar"/>
         </w:rPr>
-        <w:t>玩的不爽的点，选择击退模块技能，没有体现出效果。（没有击退小怪的感觉）。弹球怪被激光射击后飘来飘去，打不到。</w:t>
+        <w:t>增加手机内相关震动效果。</w:t>
       </w:r>
     </w:p>
     <w:p>
@@ -12835,7 +12850,7 @@
         <w:spacing w:beforeAutospacing="0" w:afterAutospacing="0" w:line="360" w:lineRule="exact"/>
         <w:textAlignment w:val="auto"/>
         <w:rPr>
-          <w:rFonts w:hint="eastAsia" w:ascii="sans-serif" w:hAnsi="sans-serif" w:eastAsia="sans-serif" w:cs="sans-serif"/>
+          <w:rFonts w:hint="default" w:ascii="sans-serif" w:hAnsi="sans-serif" w:eastAsia="sans-serif" w:cs="sans-serif"/>
           <w:i w:val="0"/>
           <w:iCs w:val="0"/>
           <w:caps w:val="0"/>
@@ -12844,7 +12859,7 @@
           <w:kern w:val="0"/>
           <w:sz w:val="19"/>
           <w:szCs w:val="19"/>
-          <w:highlight w:val="red"/>
+          <w:highlight w:val="none"/>
           <w:shd w:val="clear" w:color="auto" w:fill="auto"/>
           <w:lang w:val="en-US" w:eastAsia="zh-CN" w:bidi="ar"/>
         </w:rPr>
@@ -12860,11 +12875,11 @@
           <w:kern w:val="0"/>
           <w:sz w:val="19"/>
           <w:szCs w:val="19"/>
-          <w:highlight w:val="red"/>
+          <w:highlight w:val="none"/>
           <w:shd w:val="clear" w:color="auto" w:fill="auto"/>
           <w:lang w:val="en-US" w:eastAsia="zh-CN" w:bidi="ar"/>
         </w:rPr>
-        <w:t>BUG,通过无人机空投增加激光长度后，或者升级了聚能透镜技能，变光的长度增加后，在战斗中，感觉激光的碰撞体没有实际增加，所以怪物还是在原来的激光长度下，才能扣除伤害和碰撞。例如：激光的长度很长，但是怪物从屏幕上方往下移动，激光射击怪物，怪物没有收到任何伤害，但是碰撞效果是有的，直到怪物移动到屏幕中间时，激光才对怪物产生了伤害，这是什么原因？如何修复这个BUG。</w:t>
+        <w:t>增加一个虚拟摇杆</w:t>
       </w:r>
     </w:p>
     <w:p>
@@ -12900,7 +12915,7 @@
           <w:kern w:val="0"/>
           <w:sz w:val="19"/>
           <w:szCs w:val="19"/>
-          <w:highlight w:val="red"/>
+          <w:highlight w:val="none"/>
           <w:shd w:val="clear" w:color="auto" w:fill="auto"/>
           <w:lang w:val="en-US" w:eastAsia="zh-CN" w:bidi="ar"/>
         </w:rPr>
@@ -12916,11 +12931,11 @@
           <w:kern w:val="0"/>
           <w:sz w:val="19"/>
           <w:szCs w:val="19"/>
-          <w:highlight w:val="red"/>
+          <w:highlight w:val="none"/>
           <w:shd w:val="clear" w:color="auto" w:fill="auto"/>
           <w:lang w:val="en-US" w:eastAsia="zh-CN" w:bidi="ar"/>
         </w:rPr>
-        <w:t>选择传导激光的技能，需要修改传导的激光颜色和主激光是一个颜色，例如住激光选择了聚能透镜或极寒技能，变成红色或者蓝色，选择传导激光，也需要变成红色或者蓝色。</w:t>
+        <w:t>击破boss子弹，子弹爆炸无音效。</w:t>
       </w:r>
     </w:p>
     <w:p>
@@ -12956,7 +12971,7 @@
           <w:kern w:val="0"/>
           <w:sz w:val="19"/>
           <w:szCs w:val="19"/>
-          <w:highlight w:val="red"/>
+          <w:highlight w:val="none"/>
           <w:shd w:val="clear" w:color="auto" w:fill="auto"/>
           <w:lang w:val="en-US" w:eastAsia="zh-CN" w:bidi="ar"/>
         </w:rPr>
@@ -12972,14 +12987,12 @@
           <w:kern w:val="0"/>
           <w:sz w:val="19"/>
           <w:szCs w:val="19"/>
-          <w:highlight w:val="red"/>
+          <w:highlight w:val="none"/>
           <w:shd w:val="clear" w:color="auto" w:fill="auto"/>
           <w:lang w:val="en-US" w:eastAsia="zh-CN" w:bidi="ar"/>
         </w:rPr>
-        <w:t>解决装备背包图标和边框颜色不一致问题。</w:t>
-      </w:r>
-      <w:bookmarkStart w:id="0" w:name="_GoBack"/>
-      <w:bookmarkEnd w:id="0"/>
+        <w:t>boss音效加速太快了。</w:t>
+      </w:r>
     </w:p>
     <w:p>
       <w:pPr>
@@ -13014,7 +13027,7 @@
           <w:kern w:val="0"/>
           <w:sz w:val="19"/>
           <w:szCs w:val="19"/>
-          <w:highlight w:val="yellow"/>
+          <w:highlight w:val="none"/>
           <w:shd w:val="clear" w:color="auto" w:fill="auto"/>
           <w:lang w:val="en-US" w:eastAsia="zh-CN" w:bidi="ar"/>
         </w:rPr>
@@ -13030,11 +13043,11 @@
           <w:kern w:val="0"/>
           <w:sz w:val="19"/>
           <w:szCs w:val="19"/>
-          <w:highlight w:val="yellow"/>
+          <w:highlight w:val="none"/>
           <w:shd w:val="clear" w:color="auto" w:fill="auto"/>
           <w:lang w:val="en-US" w:eastAsia="zh-CN" w:bidi="ar"/>
         </w:rPr>
-        <w:t>大招激光长度增加3</w:t>
+        <w:t>修改Drifter（漂移者）怪物机制，现在玩家有点激光打不到，而且还会强力撞击到玩家的护盾。</w:t>
       </w:r>
     </w:p>
     <w:p>
@@ -13070,7 +13083,7 @@
           <w:kern w:val="0"/>
           <w:sz w:val="19"/>
           <w:szCs w:val="19"/>
-          <w:highlight w:val="none"/>
+          <w:highlight w:val="yellow"/>
           <w:shd w:val="clear" w:color="auto" w:fill="auto"/>
           <w:lang w:val="en-US" w:eastAsia="zh-CN" w:bidi="ar"/>
         </w:rPr>
@@ -13086,11 +13099,11 @@
           <w:kern w:val="0"/>
           <w:sz w:val="19"/>
           <w:szCs w:val="19"/>
-          <w:highlight w:val="none"/>
+          <w:highlight w:val="yellow"/>
           <w:shd w:val="clear" w:color="auto" w:fill="auto"/>
           <w:lang w:val="en-US" w:eastAsia="zh-CN" w:bidi="ar"/>
         </w:rPr>
-        <w:t>BUG，偶尔打boss会出现没有飘字显示。</w:t>
+        <w:t>战斗数值优化和持续迭代。</w:t>
       </w:r>
     </w:p>
     <w:p>
@@ -13126,7 +13139,7 @@
           <w:kern w:val="0"/>
           <w:sz w:val="19"/>
           <w:szCs w:val="19"/>
-          <w:highlight w:val="none"/>
+          <w:highlight w:val="yellow"/>
           <w:shd w:val="clear" w:color="auto" w:fill="auto"/>
           <w:lang w:val="en-US" w:eastAsia="zh-CN" w:bidi="ar"/>
         </w:rPr>
@@ -13142,11 +13155,11 @@
           <w:kern w:val="0"/>
           <w:sz w:val="19"/>
           <w:szCs w:val="19"/>
-          <w:highlight w:val="none"/>
+          <w:highlight w:val="yellow"/>
           <w:shd w:val="clear" w:color="auto" w:fill="auto"/>
           <w:lang w:val="en-US" w:eastAsia="zh-CN" w:bidi="ar"/>
         </w:rPr>
-        <w:t>制作新手引导系统，1-3波的渐进式教学、三色箱子教程和操作引导。</w:t>
+        <w:t>新增熔岩和极寒关卡的场景美术，怪物等，阻挡激光的岩浆怪和带护盾的冰甲怪做完。</w:t>
       </w:r>
     </w:p>
     <w:p>
@@ -13182,7 +13195,7 @@
           <w:kern w:val="0"/>
           <w:sz w:val="19"/>
           <w:szCs w:val="19"/>
-          <w:highlight w:val="none"/>
+          <w:highlight w:val="yellow"/>
           <w:shd w:val="clear" w:color="auto" w:fill="auto"/>
           <w:lang w:val="en-US" w:eastAsia="zh-CN" w:bidi="ar"/>
         </w:rPr>
@@ -13198,11 +13211,11 @@
           <w:kern w:val="0"/>
           <w:sz w:val="19"/>
           <w:szCs w:val="19"/>
-          <w:highlight w:val="none"/>
+          <w:highlight w:val="yellow"/>
           <w:shd w:val="clear" w:color="auto" w:fill="auto"/>
           <w:lang w:val="en-US" w:eastAsia="zh-CN" w:bidi="ar"/>
         </w:rPr>
-        <w:t>制作数据埋点。</w:t>
+        <w:t>玩的不爽的点，选择击退模块技能，没有体现出效果。（没有击退小怪的感觉）。弹球怪被激光射击后飘来飘去，打不到。</w:t>
       </w:r>
     </w:p>
     <w:p>
@@ -13238,7 +13251,7 @@
           <w:kern w:val="0"/>
           <w:sz w:val="19"/>
           <w:szCs w:val="19"/>
-          <w:highlight w:val="none"/>
+          <w:highlight w:val="yellow"/>
           <w:shd w:val="clear" w:color="auto" w:fill="auto"/>
           <w:lang w:val="en-US" w:eastAsia="zh-CN" w:bidi="ar"/>
         </w:rPr>
@@ -13254,11 +13267,11 @@
           <w:kern w:val="0"/>
           <w:sz w:val="19"/>
           <w:szCs w:val="19"/>
-          <w:highlight w:val="none"/>
+          <w:highlight w:val="yellow"/>
           <w:shd w:val="clear" w:color="auto" w:fill="auto"/>
           <w:lang w:val="en-US" w:eastAsia="zh-CN" w:bidi="ar"/>
         </w:rPr>
-        <w:t>添加IAA广告系统，把复活和技能Reroll的激励视频坑位接上。</w:t>
+        <w:t>大招激光长度增加3</w:t>
       </w:r>
     </w:p>
     <w:p>
@@ -13294,7 +13307,7 @@
           <w:kern w:val="0"/>
           <w:sz w:val="19"/>
           <w:szCs w:val="19"/>
-          <w:highlight w:val="yellow"/>
+          <w:highlight w:val="none"/>
           <w:shd w:val="clear" w:color="auto" w:fill="auto"/>
           <w:lang w:val="en-US" w:eastAsia="zh-CN" w:bidi="ar"/>
         </w:rPr>
@@ -13310,11 +13323,11 @@
           <w:kern w:val="0"/>
           <w:sz w:val="19"/>
           <w:szCs w:val="19"/>
-          <w:highlight w:val="yellow"/>
+          <w:highlight w:val="none"/>
           <w:shd w:val="clear" w:color="auto" w:fill="auto"/>
           <w:lang w:val="en-US" w:eastAsia="zh-CN" w:bidi="ar"/>
         </w:rPr>
-        <w:t>大招好像无法锁定boss的bug.</w:t>
+        <w:t>BUG，偶尔打boss会出现没有飘字显示。</w:t>
       </w:r>
     </w:p>
     <w:p>
@@ -13350,7 +13363,7 @@
           <w:kern w:val="0"/>
           <w:sz w:val="19"/>
           <w:szCs w:val="19"/>
-          <w:highlight w:val="yellow"/>
+          <w:highlight w:val="none"/>
           <w:shd w:val="clear" w:color="auto" w:fill="auto"/>
           <w:lang w:val="en-US" w:eastAsia="zh-CN" w:bidi="ar"/>
         </w:rPr>
@@ -13366,11 +13379,11 @@
           <w:kern w:val="0"/>
           <w:sz w:val="19"/>
           <w:szCs w:val="19"/>
-          <w:highlight w:val="yellow"/>
+          <w:highlight w:val="none"/>
           <w:shd w:val="clear" w:color="auto" w:fill="auto"/>
           <w:lang w:val="en-US" w:eastAsia="zh-CN" w:bidi="ar"/>
         </w:rPr>
-        <w:t>传导技能需修改激光的效果</w:t>
+        <w:t>制作新手引导系统，1-3波的渐进式教学、三色箱子教程和操作引导。</w:t>
       </w:r>
     </w:p>
     <w:p>
@@ -13406,7 +13419,7 @@
           <w:kern w:val="0"/>
           <w:sz w:val="19"/>
           <w:szCs w:val="19"/>
-          <w:highlight w:val="yellow"/>
+          <w:highlight w:val="none"/>
           <w:shd w:val="clear" w:color="auto" w:fill="auto"/>
           <w:lang w:val="en-US" w:eastAsia="zh-CN" w:bidi="ar"/>
         </w:rPr>
@@ -13422,11 +13435,11 @@
           <w:kern w:val="0"/>
           <w:sz w:val="19"/>
           <w:szCs w:val="19"/>
-          <w:highlight w:val="yellow"/>
+          <w:highlight w:val="none"/>
           <w:shd w:val="clear" w:color="auto" w:fill="auto"/>
           <w:lang w:val="en-US" w:eastAsia="zh-CN" w:bidi="ar"/>
         </w:rPr>
-        <w:t>广域透镜，激光加宽不明显问题</w:t>
+        <w:t>制作数据埋点。</w:t>
       </w:r>
     </w:p>
     <w:p>
@@ -13462,7 +13475,7 @@
           <w:kern w:val="0"/>
           <w:sz w:val="19"/>
           <w:szCs w:val="19"/>
-          <w:highlight w:val="yellow"/>
+          <w:highlight w:val="none"/>
           <w:shd w:val="clear" w:color="auto" w:fill="auto"/>
           <w:lang w:val="en-US" w:eastAsia="zh-CN" w:bidi="ar"/>
         </w:rPr>
@@ -13478,11 +13491,11 @@
           <w:kern w:val="0"/>
           <w:sz w:val="19"/>
           <w:szCs w:val="19"/>
-          <w:highlight w:val="yellow"/>
+          <w:highlight w:val="none"/>
           <w:shd w:val="clear" w:color="auto" w:fill="auto"/>
           <w:lang w:val="en-US" w:eastAsia="zh-CN" w:bidi="ar"/>
         </w:rPr>
-        <w:t>生成极寒虚空和熔岩虚空的章节展示图片。</w:t>
+        <w:t>添加IAA广告系统，把复活和技能Reroll的激励视频坑位接上。</w:t>
       </w:r>
     </w:p>
     <w:p>
@@ -13523,6 +13536,135 @@
           <w:lang w:val="en-US" w:eastAsia="zh-CN" w:bidi="ar"/>
         </w:rPr>
       </w:pPr>
+      <w:r>
+        <w:rPr>
+          <w:rFonts w:hint="eastAsia" w:ascii="sans-serif" w:hAnsi="sans-serif" w:eastAsia="sans-serif" w:cs="sans-serif"/>
+          <w:i w:val="0"/>
+          <w:iCs w:val="0"/>
+          <w:caps w:val="0"/>
+          <w:color w:val="auto"/>
+          <w:spacing w:val="0"/>
+          <w:kern w:val="0"/>
+          <w:sz w:val="19"/>
+          <w:szCs w:val="19"/>
+          <w:highlight w:val="yellow"/>
+          <w:shd w:val="clear" w:color="auto" w:fill="auto"/>
+          <w:lang w:val="en-US" w:eastAsia="zh-CN" w:bidi="ar"/>
+        </w:rPr>
+        <w:t>大招好像无法锁定boss的bug.</w:t>
+      </w:r>
+    </w:p>
+    <w:p>
+      <w:pPr>
+        <w:pStyle w:val="6"/>
+        <w:keepNext w:val="0"/>
+        <w:keepLines w:val="0"/>
+        <w:pageBreakBefore w:val="0"/>
+        <w:widowControl/>
+        <w:numPr>
+          <w:ilvl w:val="0"/>
+          <w:numId w:val="2"/>
+        </w:numPr>
+        <w:suppressLineNumbers w:val="0"/>
+        <w:kinsoku/>
+        <w:wordWrap/>
+        <w:overflowPunct/>
+        <w:topLinePunct w:val="0"/>
+        <w:autoSpaceDE/>
+        <w:autoSpaceDN/>
+        <w:bidi w:val="0"/>
+        <w:adjustRightInd/>
+        <w:snapToGrid/>
+        <w:spacing w:beforeAutospacing="0" w:afterAutospacing="0" w:line="360" w:lineRule="exact"/>
+        <w:textAlignment w:val="auto"/>
+        <w:rPr>
+          <w:rFonts w:hint="eastAsia" w:ascii="sans-serif" w:hAnsi="sans-serif" w:eastAsia="sans-serif" w:cs="sans-serif"/>
+          <w:i w:val="0"/>
+          <w:iCs w:val="0"/>
+          <w:caps w:val="0"/>
+          <w:color w:val="auto"/>
+          <w:spacing w:val="0"/>
+          <w:kern w:val="0"/>
+          <w:sz w:val="19"/>
+          <w:szCs w:val="19"/>
+          <w:highlight w:val="yellow"/>
+          <w:shd w:val="clear" w:color="auto" w:fill="auto"/>
+          <w:lang w:val="en-US" w:eastAsia="zh-CN" w:bidi="ar"/>
+        </w:rPr>
+      </w:pPr>
+      <w:r>
+        <w:rPr>
+          <w:rFonts w:hint="eastAsia" w:ascii="sans-serif" w:hAnsi="sans-serif" w:eastAsia="sans-serif" w:cs="sans-serif"/>
+          <w:i w:val="0"/>
+          <w:iCs w:val="0"/>
+          <w:caps w:val="0"/>
+          <w:color w:val="auto"/>
+          <w:spacing w:val="0"/>
+          <w:kern w:val="0"/>
+          <w:sz w:val="19"/>
+          <w:szCs w:val="19"/>
+          <w:highlight w:val="yellow"/>
+          <w:shd w:val="clear" w:color="auto" w:fill="auto"/>
+          <w:lang w:val="en-US" w:eastAsia="zh-CN" w:bidi="ar"/>
+        </w:rPr>
+        <w:t>传导技能需修改激光的效果</w:t>
+      </w:r>
+    </w:p>
+    <w:p>
+      <w:pPr>
+        <w:pStyle w:val="6"/>
+        <w:keepNext w:val="0"/>
+        <w:keepLines w:val="0"/>
+        <w:pageBreakBefore w:val="0"/>
+        <w:widowControl/>
+        <w:numPr>
+          <w:ilvl w:val="0"/>
+          <w:numId w:val="2"/>
+        </w:numPr>
+        <w:suppressLineNumbers w:val="0"/>
+        <w:kinsoku/>
+        <w:wordWrap/>
+        <w:overflowPunct/>
+        <w:topLinePunct w:val="0"/>
+        <w:autoSpaceDE/>
+        <w:autoSpaceDN/>
+        <w:bidi w:val="0"/>
+        <w:adjustRightInd/>
+        <w:snapToGrid/>
+        <w:spacing w:beforeAutospacing="0" w:afterAutospacing="0" w:line="360" w:lineRule="exact"/>
+        <w:textAlignment w:val="auto"/>
+        <w:rPr>
+          <w:rFonts w:hint="eastAsia" w:ascii="sans-serif" w:hAnsi="sans-serif" w:eastAsia="sans-serif" w:cs="sans-serif"/>
+          <w:i w:val="0"/>
+          <w:iCs w:val="0"/>
+          <w:caps w:val="0"/>
+          <w:color w:val="auto"/>
+          <w:spacing w:val="0"/>
+          <w:kern w:val="0"/>
+          <w:sz w:val="19"/>
+          <w:szCs w:val="19"/>
+          <w:highlight w:val="yellow"/>
+          <w:shd w:val="clear" w:color="auto" w:fill="auto"/>
+          <w:lang w:val="en-US" w:eastAsia="zh-CN" w:bidi="ar"/>
+        </w:rPr>
+      </w:pPr>
+      <w:r>
+        <w:rPr>
+          <w:rFonts w:hint="eastAsia" w:ascii="sans-serif" w:hAnsi="sans-serif" w:eastAsia="sans-serif" w:cs="sans-serif"/>
+          <w:i w:val="0"/>
+          <w:iCs w:val="0"/>
+          <w:caps w:val="0"/>
+          <w:color w:val="auto"/>
+          <w:spacing w:val="0"/>
+          <w:kern w:val="0"/>
+          <w:sz w:val="19"/>
+          <w:szCs w:val="19"/>
+          <w:highlight w:val="yellow"/>
+          <w:shd w:val="clear" w:color="auto" w:fill="auto"/>
+          <w:lang w:val="en-US" w:eastAsia="zh-CN" w:bidi="ar"/>
+        </w:rPr>
+        <w:t>广域透镜，激光加宽不明显问题</w:t>
+      </w:r>
     </w:p>
     <w:p>
       <w:pPr>
